--- a/daily-reports/2026-09-22/report.docx
+++ b/daily-reports/2026-09-22/report.docx
@@ -28,20 +28,20 @@
         <w:pStyle w:val="Heading2"/>
       </w:pPr>
       <w:r>
-        <w:t>1. browser-use/jev-ultrafast  ⭐ 16,507</w:t>
+        <w:t>1. browser-use/jev-ultrafast  ⭐ 16,604</w:t>
       </w:r>
     </w:p>
     <w:p>
       <w:r>
-        <w:t>语言：Python ｜ Stars：16,507 ｜ Forks：1,041</w:t>
+        <w:t>语言：Python ｜ Stars：16,604 ｜ Forks：1,049</w:t>
         <w:br/>
       </w:r>
       <w:r>
-        <w:t>这是什么：这是一个用 Python 编写的网页自动化工具，号称最快、最省钱的网页智能代理。它能自动操作浏览器，帮你完成各种网页任务，比如填表、点击、抓取信息等。</w:t>
+        <w:t>这是什么：这是一个用 Python 编写的网页自动化工具，号称最快、最省钱的网页代理。它能模拟人在浏览器中的操作，比如点击、输入、抓取数据，帮你自动完成各种网页任务。</w:t>
         <w:br/>
       </w:r>
       <w:r>
-        <w:t>能用来做什么：你可以用它自动完成重复性的网页操作，比如批量登录网站、自动填写表单、监控网页变化等。</w:t>
+        <w:t>能用来做什么：可以用来自动填写表单、抓取网页信息、批量操作网站，比如自动登录、爬取商品价格等。</w:t>
         <w:br/>
       </w:r>
       <w:r>
@@ -49,7 +49,7 @@
         <w:br/>
       </w:r>
       <w:r>
-        <w:t>对新手有什么帮助：适合想学习网页自动化的新手，能帮你省去手动操作的麻烦，快速完成重复任务。</w:t>
+        <w:t>对新手有什么帮助：适合想学习网页自动化但零基础的新手，能直接帮你完成重复的网页操作，节省时间。</w:t>
         <w:br/>
       </w:r>
       <w:r>
@@ -61,28 +61,28 @@
         <w:pStyle w:val="Heading2"/>
       </w:pPr>
       <w:r>
-        <w:t>2. NandhaKishorM/laya  ⭐ 11,885</w:t>
+        <w:t>2. NandhaKishorM/laya  ⭐ 12,087</w:t>
       </w:r>
     </w:p>
     <w:p>
       <w:r>
-        <w:t>语言：Python ｜ Stars：11,885 ｜ Forks：969</w:t>
+        <w:t>语言：Python ｜ Stars：12,087 ｜ Forks：982</w:t>
         <w:br/>
       </w:r>
       <w:r>
-        <w:t>这是什么：这是一个用 Python 编写的项目，但描述为空，具体功能未知。从名称推测可能与布局或界面相关。</w:t>
+        <w:t>这是什么：这是一个用 Python 编写的项目，但描述为空，从名称推测可能与布局或界面相关。由于信息不足，具体功能尚不明确。</w:t>
         <w:br/>
       </w:r>
       <w:r>
-        <w:t>能用来做什么：由于描述缺失，暂时无法确定具体用途，可能用于界面布局或自动化任务。</w:t>
+        <w:t>能用来做什么：暂时无法确定具体用途，可能用于界面布局或数据处理，需要进一步查看代码或文档。</w:t>
         <w:br/>
       </w:r>
       <w:r>
-        <w:t>适用领域：未知，可能涉及界面开发、自动化</w:t>
+        <w:t>适用领域：未知</w:t>
         <w:br/>
       </w:r>
       <w:r>
-        <w:t>对新手有什么帮助：由于信息不足，暂时无法评估对新手的具体帮助，建议查看项目文档了解详情。</w:t>
+        <w:t>对新手有什么帮助：由于信息有限，暂时无法评估对新手的具体帮助，建议查看项目文档或源码了解。</w:t>
         <w:br/>
       </w:r>
       <w:r>
@@ -94,28 +94,28 @@
         <w:pStyle w:val="Heading2"/>
       </w:pPr>
       <w:r>
-        <w:t>3. tamaratran/fast-jev-compaction  ⭐ 6,061</w:t>
+        <w:t>3. tamaratran/fast-jev-compaction  ⭐ 6,074</w:t>
       </w:r>
     </w:p>
     <w:p>
       <w:r>
-        <w:t>语言：TypeScript ｜ Stars：6,061 ｜ Forks：339</w:t>
+        <w:t>语言：TypeScript ｜ Stars：6,074 ｜ Forks：342</w:t>
         <w:br/>
       </w:r>
       <w:r>
-        <w:t>这是什么：这是一个 TypeScript 编写的 Claude Code 插件，它用 Jev 决策替换压缩摘要：每次工具调用和结果都会在一次快速请求中评分，过时的会被丢弃或截断，保留的内容保持原样。</w:t>
+        <w:t>这是什么：这是一个用 TypeScript 编写的 Claude Code 插件，它用 Jev 决策替代压缩摘要：每次工具调用和结果都会在一次快速请求中评分，过时的内容会被丢弃或截断，保留的内容则原样保存。</w:t>
         <w:br/>
       </w:r>
       <w:r>
-        <w:t>能用来做什么：适用于使用 Claude Code 进行开发的场景，可以优化代码历史记录，提高处理效率，减少无关信息干扰。</w:t>
+        <w:t>能用来做什么：用于优化 Claude Code 的上下文管理，提升 AI 编程助手的效率和响应速度，适合开发者集成到工作流中。</w:t>
         <w:br/>
       </w:r>
       <w:r>
-        <w:t>适用领域：AI 辅助编程、代码管理、开发工具</w:t>
+        <w:t>适用领域：AI 编程助手、代码开发、工具集成</w:t>
         <w:br/>
       </w:r>
       <w:r>
-        <w:t>对新手有什么帮助：适合使用 Claude Code 的开发者，能帮助清理和优化代码历史，让 AI 更高效地理解你的项目。</w:t>
+        <w:t>对新手有什么帮助：适合对 AI 编程助手感兴趣的新手，可以了解如何优化 AI 的上下文处理，提升编程效率。</w:t>
         <w:br/>
       </w:r>
       <w:r>
@@ -127,28 +127,28 @@
         <w:pStyle w:val="Heading2"/>
       </w:pPr>
       <w:r>
-        <w:t>4. zai-org/ZCode  ⭐ 5,914</w:t>
+        <w:t>4. zai-org/ZCode  ⭐ 5,946</w:t>
       </w:r>
     </w:p>
     <w:p>
       <w:r>
-        <w:t>语言：TypeScript ｜ Stars：5,914 ｜ Forks：1,695</w:t>
+        <w:t>语言：TypeScript ｜ Stars：5,946 ｜ Forks：1,707</w:t>
         <w:br/>
       </w:r>
       <w:r>
-        <w:t>这是什么：这是 Z.ai 推出的编程代理工具，用 TypeScript 编写，功能强大、智能且可扩展。它能辅助你编写代码，提高开发效率。</w:t>
+        <w:t>这是什么：这是 Z.ai 推出的编程代理工具，用 TypeScript 编写，功能强大、智能且可扩展。它能辅助编写代码、调试和优化，提升开发效率。</w:t>
         <w:br/>
       </w:r>
       <w:r>
-        <w:t>能用来做什么：你可以用它来辅助编程，比如自动生成代码、修复错误、优化代码结构等。</w:t>
+        <w:t>能用来做什么：可以用来自动生成代码、修复 bug、重构项目，适合个人开发者或团队协作。</w:t>
         <w:br/>
       </w:r>
       <w:r>
-        <w:t>适用领域：软件开发、AI 编程助手、代码生成</w:t>
+        <w:t>适用领域：软件开发、AI 辅助编程、自动化编码</w:t>
         <w:br/>
       </w:r>
       <w:r>
-        <w:t>对新手有什么帮助：适合开发者学习如何使用 AI 辅助编程，能帮你更快地写出代码，减少重复劳动。</w:t>
+        <w:t>对新手有什么帮助：适合想学习 AI 编程的新手，能直接帮你写代码、解决编程问题，降低学习门槛。</w:t>
         <w:br/>
       </w:r>
       <w:r>
@@ -160,28 +160,28 @@
         <w:pStyle w:val="Heading2"/>
       </w:pPr>
       <w:r>
-        <w:t>5. robbietilton/Compositor  ⭐ 4,523</w:t>
+        <w:t>5. robbietilton/Compositor  ⭐ 4,537</w:t>
       </w:r>
     </w:p>
     <w:p>
       <w:r>
-        <w:t>语言：Swift ｜ Stars：4,523 ｜ Forks：476</w:t>
+        <w:t>语言：Swift ｜ Stars：4,537 ｜ Forks：476</w:t>
         <w:br/>
       </w:r>
       <w:r>
-        <w:t>这是什么：这是一个用 Swift 编写的 Mac 版 Photoshop 替代品，提供图像编辑功能。它可能包含图层、滤镜等常见图像处理工具。</w:t>
+        <w:t>这是什么：这是一个用 Swift 编写的 Mac 版 Photoshop 替代品，提供图像编辑功能，如裁剪、调色、图层等。</w:t>
         <w:br/>
       </w:r>
       <w:r>
-        <w:t>能用来做什么：你可以用它来编辑图片，比如调整颜色、添加特效、合成图像等，适合日常修图或设计。</w:t>
+        <w:t>能用来做什么：可以用来编辑照片、设计海报、处理图片，适合日常修图或简单设计。</w:t>
         <w:br/>
       </w:r>
       <w:r>
-        <w:t>适用领域：图像处理、平面设计、摄影后期</w:t>
+        <w:t>适用领域：图像编辑、平面设计、摄影后期</w:t>
         <w:br/>
       </w:r>
       <w:r>
-        <w:t>对新手有什么帮助：适合想学习图像编辑的新手，尤其是 Mac 用户，可以免费获得类似 Photoshop 的体验。</w:t>
+        <w:t>对新手有什么帮助：适合想学习图像处理但不想购买昂贵软件的新手，可以直接免费使用，完成基本的修图任务。</w:t>
         <w:br/>
       </w:r>
       <w:r>
@@ -212,7 +212,7 @@
         <w:t>US halts flights at busy East Coast airports, says fiber line cut</w:t>
       </w:r>
       <w:r>
-        <w:t>（👍 218）</w:t>
+        <w:t>（👍 219）</w:t>
       </w:r>
       <w:r>
         <w:br/>
@@ -220,7 +220,7 @@
       </w:r>
       <w:r>
         <w:br/>
-        <w:t>摘要：美国东海岸多个繁忙机场因光纤线路被切断而暂停航班，事件凸显关键基础设施的脆弱性，可能对航空运输和网络安全产生连锁影响。</w:t>
+        <w:t>摘要：美国东海岸多个繁忙机场因光纤线路被切断而暂停航班，事件凸显关键通信基础设施的脆弱性，可能引发对网络冗余与物理安全的关注。</w:t>
       </w:r>
     </w:p>
     <w:p>
@@ -231,7 +231,7 @@
         <w:t>AI coding has made CI a bottleneck, so we reworked ours to keep up</w:t>
       </w:r>
       <w:r>
-        <w:t>（👍 192）</w:t>
+        <w:t>（👍 203）</w:t>
       </w:r>
       <w:r>
         <w:br/>
@@ -239,7 +239,7 @@
       </w:r>
       <w:r>
         <w:br/>
-        <w:t>摘要：随着AI编码工具普及，持续集成（CI）流程成为开发瓶颈，该文章分享了如何重构CI以跟上AI辅助开发的速度，对工程团队有借鉴意义。</w:t>
+        <w:t>摘要：随着 AI 编码大幅提升代码产出速度，持续集成（CI）流程成为新的瓶颈，团队因此重构 CI 以跟上开发节奏，反映了 AI 时代工程基础设施需要同步升级。</w:t>
       </w:r>
     </w:p>
     <w:p>
@@ -263,7 +263,7 @@
       </w:r>
       <w:r>
         <w:br/>
-        <w:t>摘要：该论文提出GameHorizon Suite，用于游戏玩法中的多时间尺度数据与评估，有助于更全面分析玩家行为和游戏动态，推动游戏AI研究。</w:t>
+        <w:t>摘要：该论文提出 GameHorizon Suite，用于游戏玩法中的多时间跨度数据与评估，为游戏 AI 的长期规划与决策研究提供新的基准和工具。</w:t>
       </w:r>
     </w:p>
     <w:p>
@@ -287,7 +287,7 @@
       </w:r>
       <w:r>
         <w:br/>
-        <w:t>摘要：天工工作台推出中秋国庆特惠第二波，Seedance 2.5 720P视频生成价格低至0.27元/秒，号称全网最低，旨在吸引更多用户使用其AI视频生成服务。</w:t>
+        <w:t>摘要：天工工作台推出中秋国庆特惠第二波，Seedance 2.5 视频生成 720P 价格低至 0.27 元/秒，号称全网最低价，显示 AI 视频生成领域价格竞争加剧。</w:t>
       </w:r>
     </w:p>
     <w:p>
@@ -311,7 +311,7 @@
       </w:r>
       <w:r>
         <w:br/>
-        <w:t>摘要：国产数据库OceanBase在AI能力上取得突破，登顶国际Data Agent榜单，展示了国产数据库在AI与数据智能结合方面的竞争力。</w:t>
+        <w:t>摘要：国产数据库 OceanBase 在 Data Agent 国际榜单上登顶，展示其在 AI 数据智能体方向的新能力，体现国产数据库向 AI 能力拓展的趋势。</w:t>
       </w:r>
     </w:p>
     <w:sectPr>
